--- a/일본판/3부/3부_2화_항소.docx
+++ b/일본판/3부/3부_2화_항소.docx
@@ -92,7 +92,7 @@
           <w:color w:val="555555"/>
           <w:sz w:val="22"/>
         </w:rPr>
-        <w:t>(2021年5月6日(木)、午前8時半。桐生法律事務所。連休明けの汐見駅前通りは、まだシャッターが半分降りている。応接室の机に、判決文のコピーが付箋だらけで広げられている。ホワイトボードには「国」「結果回避可能性」と大きく書かれ、その下に茜の字で「防潮堤」に赤い×印。鉄瓶が湯気を立て、桐生の机の上の空の湯呑みには、今朝の分の茶がもう注がれている。)</w:t>
+        <w:t>(2021年5月6日(木)、午前8時半。桐生法律事務所。連休明けの汐見駅前通りは、まだシャッターが半分降りている。応接室の机に判決文のコピーが付箋だらけで広げられている。ホワイトボードには「国」「結果回避可能性」と大きく書かれ、その下に茜の字で「防潮堤」に赤い×印。鉄瓶が湯気を立て、桐生の机の上の空の湯呑みには、今朝の分の茶がもう注がれている。)</w:t>
       </w:r>
     </w:p>
     <w:p>
@@ -138,7 +138,7 @@
           <w:i w:val="0"/>
           <w:sz w:val="22"/>
         </w:rPr>
-        <w:t>顔を見れば分かります。(鉄瓶から湯呑みを二つ満たす)控訴理由書の期限は、五月十三日。あと一週間です。</w:t>
+        <w:t>顔を見れば分かります。(鉄瓶から湯呑みを二つ満たす)控訴理由書の期限は五月十三日。あと一週間です。</w:t>
       </w:r>
     </w:p>
     <w:p>
@@ -161,7 +161,7 @@
           <w:i w:val="0"/>
           <w:sz w:val="22"/>
         </w:rPr>
-        <w:t>はい。控訴提起から五十日。民事訴訟規則一八二条です。……真壁先生、私、判決をもう三十回は読みました。そして気づいたんです。一審で、私たちは、相手の土俵に上がっていました。</w:t>
+        <w:t>はい。控訴提起から五十日。民事訴訟規則一八二条です。……真壁先生、私、判決をもう三十回は読みました。そして気づいたんです。一審で私たちは相手の土俵に上がっていました。</w:t>
       </w:r>
     </w:p>
     <w:p>
@@ -207,7 +207,7 @@
           <w:i w:val="0"/>
           <w:sz w:val="22"/>
         </w:rPr>
-        <w:t>判決の「結果回避可能性」の箇所です。(付箋のページを開く)「二〇〇八年の試算の時点で、国が防潮堤の設置を命じたとしても、工事の完成は震災に間に合わなかった蓋然性が高い」。この一文で、国の責任が落ちました。でも、あれは、国と電力が、「防潮堤を造るしかなかった」という前提で組み立てた話です。</w:t>
+        <w:t>判決の「結果回避可能性」の箇所です。(付箋のページを開く)「二〇〇八年の試算の時点で、国が防潮堤の設置を命じたとしても、工事の完成は震災に間に合わなかった蓋然性が高い」。この一文で国の責任が落ちました。でもあれは、国と電力が「防潮堤を造るしかなかった」という前提で組み立てた話です。</w:t>
       </w:r>
     </w:p>
     <w:p>
@@ -230,7 +230,7 @@
           <w:i w:val="0"/>
           <w:sz w:val="22"/>
         </w:rPr>
-        <w:t>防潮堤を造るのは、数年かかる大工事です。僕らも、一審では、その前提で争いました。</w:t>
+        <w:t>防潮堤を造るのは数年かかる大工事です。僕らも一審ではその前提で争いました。</w:t>
       </w:r>
     </w:p>
     <w:p>
@@ -253,7 +253,7 @@
           <w:i w:val="0"/>
           <w:sz w:val="22"/>
         </w:rPr>
-        <w:t>そこが間違いでした。(ホワイトボードの「防潮堤」の×印を指す)本命は、建屋と重要機器の水密化、それから非常用電源の高台への設置です。シオタさんの内部文書にも、「当面は防潮堤ではなく、重要機器の浸水対策を優先案とする」という検討メモの存在が出ていました。工期は数か月から一年、費用も、防潮堤の何分の一かです。専門家の意見書でも、そう読めます。</w:t>
+        <w:t>そこが間違いでした。(ホワイトボードの「防潮堤」の×印を指す)本命は建屋と重要機器の水密化、それから非常用電源の高台への設置です。シオタさんの内部文書にも、「当面は防潮堤ではなく、重要機器の浸水対策を優先案とする」という検討メモの存在が出ていました。工期は数か月から一年、費用も防潮堤の何分の一かです。専門家の意見書でもそう読めます。</w:t>
       </w:r>
     </w:p>
     <w:p>
@@ -314,7 +314,7 @@
           <w:i w:val="0"/>
           <w:sz w:val="22"/>
         </w:rPr>
-        <w:t>三浦さん、ちょうどよかったです。聞いてください。「防潮堤が間に合わないなら、水密化なら間に合った」。この一点で、国の責任を組み立て直します。規制権限を行使して、「この対策を取れ」と命じていれば、電源は失われず、冷却は続いた。</w:t>
+        <w:t>三浦さん、ちょうどよかったです。聞いてください。「防潮堤が間に合わないなら、水密化なら間に合った」。この一点で国の責任を組み立て直します。規制権限を行使して「この対策を取れ」と命じていれば、電源は失われず、冷却は続いた。</w:t>
       </w:r>
     </w:p>
     <w:p>
@@ -347,7 +347,7 @@
           <w:i w:val="0"/>
           <w:sz w:val="22"/>
         </w:rPr>
-        <w:t>結果回避の「手段」を、広げる。……一審の判決は、国に、一つの手段しか見せていなかった。だから、「間に合わない」で終わった。</w:t>
+        <w:t>結果回避の「手段」を広げる。……一審の判決は、国に一つの手段しか見せていなかった。だから「間に合わない」で終わった。</w:t>
       </w:r>
     </w:p>
     <w:p>
@@ -403,7 +403,7 @@
           <w:i w:val="0"/>
           <w:sz w:val="22"/>
         </w:rPr>
-        <w:t>国に、「やらなかった」と言わせる、ですか。</w:t>
+        <w:t>国に「やらなかった」と言わせる、ですか。</w:t>
       </w:r>
     </w:p>
     <w:p>
@@ -426,7 +426,7 @@
           <w:i w:val="0"/>
           <w:sz w:val="22"/>
         </w:rPr>
-        <w:t>ええ。(焙烙をこんろにかけ、いちばん小さな火にする)茜さん、その方針でいきましょう。ただし、五月十三日までに、専門家の補充意見書がいります。大学の先生に、今日中に電話を。</w:t>
+        <w:t>ええ。(焙烙をこんろにかけ、いちばん小さな火にする)茜さん、その方針でいきましょう。ただし、五月十三日までに専門家の補充意見書がいります。大学の先生に今日中に電話を。</w:t>
       </w:r>
     </w:p>
     <w:p>
@@ -449,7 +449,7 @@
           <w:i w:val="0"/>
           <w:sz w:val="22"/>
         </w:rPr>
-        <w:t>もう、お願いしてあります。昨日の夜に、メールを。</w:t>
+        <w:t>もうお願いしてあります。昨日の夜にメールを。</w:t>
       </w:r>
     </w:p>
     <w:p>
@@ -556,7 +556,7 @@
           <w:i w:val="0"/>
           <w:sz w:val="22"/>
         </w:rPr>
-        <w:t>今日の分、ですね。(湯呑みをもう一つ並べる)控訴人の名簿は、どうしますか。三月の控訴状は、二九八名の連名でした。総会で、継続の意思を、もう一度ちゃんと確かめないと。</w:t>
+        <w:t>今日の分、ですね。(湯呑みをもう一つ並べる)控訴人の名簿はどうしますか。三月の控訴状は二九八名の連名でした。総会で継続の意思をもう一度ちゃんと確かめないと。</w:t>
       </w:r>
     </w:p>
     <w:p>
@@ -632,7 +632,7 @@
           <w:color w:val="555555"/>
           <w:sz w:val="22"/>
         </w:rPr>
-        <w:t>(5月13日(木)、午後2時。東京・霞が関。緊急事態宣言下の官庁街は、昼間でも人通りが少ない。東京高等裁判所・地方裁判所の合同庁舎の窓口。遼と茜が、書類の箱を抱えて立つ。窓口の奥の書記官が、箱の中身を一つずつ確認している。)</w:t>
+        <w:t>(5月13日(木)、午後2時。東京・霞が関。緊急事態宣言下の官庁街は昼間でも人通りが少ない。東京高等裁判所・地方裁判所の合同庁舎の窓口。遼と茜が書類の箱を抱えて立つ。窓口の奥の書記官が箱の中身を一つずつ確認している。)</w:t>
       </w:r>
     </w:p>
     <w:p>
@@ -655,7 +655,7 @@
           <w:i w:val="0"/>
           <w:sz w:val="22"/>
         </w:rPr>
-        <w:t>控訴理由書、正本一通、副本は被控訴人の数だけ。……被控訴人は、国と、オクハマ電力。それから、電力側の控訴に対する、答弁書の予告も。</w:t>
+        <w:t>控訴理由書、正本一通、副本は被控訴人の数だけ。……被控訴人は国とオクハマ電力。それから電力側の控訴に対する答弁書の予告も。</w:t>
       </w:r>
     </w:p>
     <w:p>
@@ -678,7 +678,7 @@
           <w:i w:val="0"/>
           <w:sz w:val="22"/>
         </w:rPr>
-        <w:t>はい。控訴理由書の本文が一四二ページ、証拠説明書、甲号証の追加が、六十五点。専門家の補充意見書は、後日、期日までに。</w:t>
+        <w:t>はい。控訴理由書の本文が一四二ページ、証拠説明書、甲号証の追加が六十五点。専門家の補充意見書は後日、期日までに。</w:t>
       </w:r>
     </w:p>
     <w:p>
@@ -701,7 +701,7 @@
           <w:i w:val="0"/>
           <w:sz w:val="22"/>
         </w:rPr>
-        <w:t>期限は、本日が最終日です。受付時刻は、午後五時まで。……はい、受領しました。(受領印を押し、控えを茜に渡す)第一回口頭弁論の期日は、追って、裁判所から連絡します。この時期の控訴審は、秋になると思います。</w:t>
+        <w:t>期限は本日が最終日です。受付時刻は午後五時まで。……はい、受領しました。(受領印を押し、控えを茜に渡す)第一回口頭弁論の期日は追って裁判所から連絡します。この時期の控訴審は、秋になると思います。</w:t>
       </w:r>
     </w:p>
     <w:p>
@@ -747,7 +747,7 @@
           <w:i w:val="0"/>
           <w:sz w:val="22"/>
         </w:rPr>
-        <w:t>見込みです。確定ではありません。(少し間を置いて)遠いところ、ご苦労様でした。</w:t>
+        <w:t>見込みです。確定ではありません。(少し間を置いて)遠いところ、お疲れさまでした。</w:t>
       </w:r>
     </w:p>
     <w:p>
@@ -762,7 +762,7 @@
           <w:color w:val="555555"/>
           <w:sz w:val="22"/>
         </w:rPr>
-        <w:t>(二人は庁舎を出る。薄曇りの空。目の前に、桜田通りの信号と、緑の木々の向こうの国会議事堂の屋根が、遠くに見える。)</w:t>
+        <w:t>(二人は庁舎を出る。薄曇りの空。目の前に桜田通りの信号と、緑の木々の向こうの国会議事堂の屋根が遠くに見える。)</w:t>
       </w:r>
     </w:p>
     <w:p>
@@ -808,7 +808,7 @@
           <w:i w:val="0"/>
           <w:sz w:val="22"/>
         </w:rPr>
-        <w:t>ええ。歩いて、十五分くらいです。</w:t>
+        <w:t>ええ。歩いて十五分くらいです。</w:t>
       </w:r>
     </w:p>
     <w:p>
@@ -854,7 +854,7 @@
           <w:i w:val="0"/>
           <w:sz w:val="22"/>
         </w:rPr>
-        <w:t>赤坂です。(間)一昨月、行きました。茜さんには、ざっと話しましたが。</w:t>
+        <w:t>赤坂です。(間)先月、行きました。茜さんにはざっと話しましたが。</w:t>
       </w:r>
     </w:p>
     <w:p>
@@ -877,7 +877,7 @@
           <w:i w:val="0"/>
           <w:sz w:val="22"/>
         </w:rPr>
-        <w:t>玄関で、お母様が先に迎えてくださって。お父様は、湯呑みを一つ、受け取られた。</w:t>
+        <w:t>玄関でお母様が先に迎えてくださって。お父様は湯呑みを一つ受け取られた。</w:t>
       </w:r>
     </w:p>
     <w:p>
@@ -900,7 +900,7 @@
           <w:i w:val="0"/>
           <w:sz w:val="22"/>
         </w:rPr>
-        <w:t>「一杯だけだ」と言って、一杯だけ、飲みました。母は、僕に、後継の話を、そっと置いていきました。僕は、断っても、受けてもいません。</w:t>
+        <w:t>「一杯だけだ」と言って一杯だけ飲みました。母は僕に後継の話をそっと置いていきました。僕は断ってもいなければ、受けてもいません。</w:t>
       </w:r>
     </w:p>
     <w:p>
@@ -933,7 +933,7 @@
           <w:i w:val="0"/>
           <w:sz w:val="22"/>
         </w:rPr>
-        <w:t>先生。私、一つだけ、言ってもいいですか。</w:t>
+        <w:t>先生。私、一つだけ言ってもいいですか。</w:t>
       </w:r>
     </w:p>
     <w:p>
@@ -979,7 +979,7 @@
           <w:i w:val="0"/>
           <w:sz w:val="22"/>
         </w:rPr>
-        <w:t>法廷が、いやになったら、言ってください。私、ここ(控訴理由書の控えを胸に抱える)、一人でも、守りますから。</w:t>
+        <w:t>法廷がいやになったら言ってください。私、ここ(控訴理由書の控えを胸に抱える)、一人でも守りますから。</w:t>
       </w:r>
     </w:p>
     <w:p>
@@ -1003,7 +1003,7 @@
           <w:color w:val="555555"/>
           <w:sz w:val="22"/>
         </w:rPr>
-        <w:t>(驚いて、茜を見る)</w:t>
+        <w:t>(驚いて茜を見る)</w:t>
       </w:r>
       <w:r>
         <w:rPr>
@@ -1012,7 +1012,7 @@
           <w:i w:val="0"/>
           <w:sz w:val="22"/>
         </w:rPr>
-        <w:t>……いやになっては、いません。</w:t>
+        <w:t>……いやになってはいません。</w:t>
       </w:r>
     </w:p>
     <w:p>
@@ -1157,7 +1157,7 @@
           <w:color w:val="555555"/>
           <w:sz w:val="22"/>
         </w:rPr>
-        <w:t>(5月16日(日)、午前10時。汐見市民会館の小ホール。パイプ椅子が九十ほど並び、後ろの壁際に、立ち見の人々。感染対策で窓が開いている。受付の長机には、女将と三浦が座り、名簿と委任状の束。壇上に、遼、茜、大城、そして車椅子に座った遠藤。遠藤の鼻には酸素の管、足元には携帯用の酸素ボンベ。)</w:t>
+        <w:t>(5月16日(日)、午前10時。汐見市民会館の小ホール。パイプ椅子が九十ほど並び、後ろの壁際には立ち見の人々。感染対策で窓が開いている。受付の長机には女将と三浦が座り、名簿と委任状の束。壇上に遼、茜、大城、そして車椅子に座った遠藤。遠藤の鼻には酸素の管、足元には携帯用の酸素ボンベ。)</w:t>
       </w:r>
     </w:p>
     <w:p>
@@ -1180,7 +1180,7 @@
           <w:i w:val="0"/>
           <w:sz w:val="22"/>
         </w:rPr>
-        <w:t>受付、百十七名。委任状が、百五十九通。合わせて二百七十六名。総会は成立しています。</w:t>
+        <w:t>受付、百十七名。委任状が百五十九通。合わせて二百七十六名。総会は成立しています。</w:t>
       </w:r>
     </w:p>
     <w:p>
@@ -1213,7 +1213,7 @@
           <w:i w:val="0"/>
           <w:sz w:val="22"/>
         </w:rPr>
-        <w:t>あと、欠席の連絡が十五名。入院が二人、足が悪いのが五人、あとは、仕事だっぺ。</w:t>
+        <w:t>あと、欠席の連絡が十五名。入院が二人、足が悪いのが五人、あとは仕事だっぺ。</w:t>
       </w:r>
     </w:p>
     <w:p>
@@ -1269,7 +1269,7 @@
           <w:i w:val="0"/>
           <w:sz w:val="22"/>
         </w:rPr>
-        <w:t>皆さん、三月十日の判決は、電力の責任を認め、賠償を増やしました。国の責任は、認めませんでした。私たちは、国の部分について、控訴しました。先週、控訴理由書を、東京の高等裁判所に提出しました。</w:t>
+        <w:t>皆さん、三月十日の判決は電力の責任を認め、賠償を増やしました。国の責任は認めませんでした。私たちは国の部分について控訴しました。先週、控訴理由書を東京の高等裁判所に提出しました。</w:t>
       </w:r>
     </w:p>
     <w:p>
@@ -1307,7 +1307,7 @@
           <w:i w:val="0"/>
           <w:sz w:val="22"/>
         </w:rPr>
-        <w:t>先生、おら、聞きてえ。控訴すっと、また何年かかんだべ。おら、八十七だ。</w:t>
+        <w:t>先生、おら聞きてえ。控訴すっと、また何年かかんだべ。おら、八十七だ。</w:t>
       </w:r>
     </w:p>
     <w:p>
@@ -1330,7 +1330,7 @@
           <w:i w:val="0"/>
           <w:sz w:val="22"/>
         </w:rPr>
-        <w:t>……はい。一審が、提訴から、一年二か月でした。控訴審は、秋に第一回、早ければ、来年の春までに判決が出ます。上告されれば、さらに、一年から二年。</w:t>
+        <w:t>……はい。一審が提訴から一年二か月でした。控訴審は秋に第一回、早ければ来年の春までに判決が出ます。上告されれば、さらに一年から二年。</w:t>
       </w:r>
     </w:p>
     <w:p>
@@ -1386,7 +1386,7 @@
           <w:i w:val="0"/>
           <w:sz w:val="22"/>
         </w:rPr>
-        <w:t>正直にしか、お話しできません。それで、お願いがあります。控訴を続けるかどうか。三月に、二百九十八名で控訴しました。今日、もう一度、お一人ずつ、お聞きします。続けたい方。抜けたい方。どちらも、責めません。抜けても、一審で認められた賠償は、そのまま皆さんのものです。</w:t>
+        <w:t>正直にしかお話しできません。それで、お願いがあります。控訴を続けるかどうか。三月に二百九十八名で控訴しました。今日、もう一度お一人ずつお聞きします。続けたい方、抜けたい方、どちらも責めません。抜けても、一審で認められた賠償はそのまま皆さんのものです。</w:t>
       </w:r>
     </w:p>
     <w:p>
@@ -1401,7 +1401,7 @@
           <w:color w:val="555555"/>
           <w:sz w:val="22"/>
         </w:rPr>
-        <w:t>(挙手の確認。三浦と茜が、列を回って、名簿に印をつけていく。長い沈黙。ホールの隅で、鼻から酸素の管を揺らして、遠藤が、ゆっくりと手を挙げる。)</w:t>
+        <w:t>(挙手の確認。三浦と茜が列を回って名簿に印をつけていく。長い沈黙。ホールの隅で、鼻から酸素の管を揺らして、遠藤がゆっくりと手を挙げる。)</w:t>
       </w:r>
     </w:p>
     <w:p>
@@ -1472,7 +1472,7 @@
           <w:i w:val="0"/>
           <w:sz w:val="22"/>
         </w:rPr>
-        <w:t>おれはな、国に謝ってもらいてえんでねえ。謝れって言ってんでねえ。……国が、「責任があった」って、判子ついて、そんで、はじめて、あの浜で死んだ者らが、墓の下で、頭あげられっぺ。おれの女房も、孫も、そこにいんだ。やめらんねえ。</w:t>
+        <w:t>おれはな、国に謝ってもらいてえんでねえ。謝れって言ってんでねえ。……国が「責任があった」って判子ついて、そんではじめて、あの浜で死んだ者らが墓の下で頭あげられっぺ。おれの女房も孫もそこにいんだ。やめらんねえ。</w:t>
       </w:r>
     </w:p>
     <w:p>
@@ -1520,7 +1520,7 @@
           <w:color w:val="555555"/>
           <w:sz w:val="22"/>
         </w:rPr>
-        <w:t>(拍手はない。ただ、挙手が、少しずつ、増えていく。やがて、三浦が、名簿を壇上に運ぶ。)</w:t>
+        <w:t>(拍手はない。ただ、挙手が少しずつ増えていく。やがて三浦が名簿を壇上に運ぶ。)</w:t>
       </w:r>
     </w:p>
     <w:p>
@@ -1566,7 +1566,7 @@
           <w:i w:val="0"/>
           <w:sz w:val="22"/>
         </w:rPr>
-        <w:t>二百九十一名。(ゆっくり)抜ける七名の方は、足が悪い、体調が悪い、遠く離れたなどの理由で、先生方に、事前に、相談がありました。それぞれに、事務局から、書類を送ります。</w:t>
+        <w:t>二百九十一名。(ゆっくり)抜ける七名の方は、足が悪い、体調が悪い、遠く離れたなどの理由で、先生方に事前に相談がありました。それぞれに事務局から書類を送ります。</w:t>
       </w:r>
     </w:p>
     <w:p>
@@ -1589,7 +1589,7 @@
           <w:i w:val="0"/>
           <w:sz w:val="22"/>
         </w:rPr>
-        <w:t>抜ける七名の方に、一言だけ。皆さんの名前は、この名簿に、残ります。控訴人の名簿から外れても、湾の記録の箱には、残ります。</w:t>
+        <w:t>抜ける七名の方に、一言だけ。皆さんの名前はこの名簿に残ります。控訴人の名簿から外れても、湾の記録の箱には残ります。</w:t>
       </w:r>
     </w:p>
     <w:p>
@@ -1604,7 +1604,7 @@
           <w:color w:val="555555"/>
           <w:sz w:val="22"/>
         </w:rPr>
-        <w:t>(会場の後ろで、誰かが、鼻をすする。茜が、そっと、ホワイトボードの「298」を消し、「291」と書く。その横に、小さく、丸い字で、「+7」と、書き足す。)</w:t>
+        <w:t>(会場の後ろで誰かが鼻をすする。茜がそっとホワイトボードの「298」を消し、「291」と書く。その横に小さく丸い字で「+7」と書き足す。)</w:t>
       </w:r>
     </w:p>
     <w:p>
@@ -1680,7 +1680,7 @@
           <w:color w:val="555555"/>
           <w:sz w:val="22"/>
         </w:rPr>
-        <w:t>(5月24日(月)、午後3時半。市立汐見病院の三階、呼吸器内科の個室。窓の外は、梅雨入り前の曇り空。ベッドで上半身を起こした遠藤の鼻に、酸素の管。点滴台。枕元に、湯呑みが一つ、置かれている。遼と大城が、見舞いに来ている。)</w:t>
+        <w:t>(5月24日(月)、午後3時半。市立汐見病院の三階、呼吸器内科の個室。窓の外は梅雨入り前の曇り空。ベッドで上半身を起こした遠藤の鼻に酸素の管。点滴台。枕元に湯呑みが一つ置かれている。遼と大城が見舞いに来ている。)</w:t>
       </w:r>
     </w:p>
     <w:p>
@@ -1703,7 +1703,7 @@
           <w:i w:val="0"/>
           <w:sz w:val="22"/>
         </w:rPr>
-        <w:t>……総会から八日で、肺炎がぶり返すなんて、エンドさん、無理しすぎです。</w:t>
+        <w:t>……総会から八日で肺炎がぶり返すなんて、エンドさん、無理しすぎです。</w:t>
       </w:r>
     </w:p>
     <w:p>
@@ -1726,7 +1726,7 @@
           <w:i w:val="0"/>
           <w:sz w:val="22"/>
         </w:rPr>
-        <w:t>んだなあ。(咳き込む。遼が背中に手を添える)大丈夫だ。ちょっと、無理しただけだ。ワクチンも、先週、一発目、打ったんだ。熱が出て、ふらついて、そんで、このザマよ。</w:t>
+        <w:t>んだなあ。(咳き込む。遼が背中に手を添える)大丈夫だ。ちょっと無理しただけだ。ワクチンも先週、一発目打ったんだ。熱が出てふらついて、そんでこのザマよ。</w:t>
       </w:r>
     </w:p>
     <w:p>
@@ -1749,7 +1749,7 @@
           <w:i w:val="0"/>
           <w:sz w:val="22"/>
         </w:rPr>
-        <w:t>ご無理なさらず。……僕が、総会で、無理を言い過ぎました。</w:t>
+        <w:t>ご無理なさらず。……僕が総会で無理を言い過ぎました。</w:t>
       </w:r>
     </w:p>
     <w:p>
@@ -1772,7 +1772,7 @@
           <w:i w:val="0"/>
           <w:sz w:val="22"/>
         </w:rPr>
-        <w:t>いんや。無理は、おれが言ったんだ。(少し笑う)あの老人、おれより二つ上だ。「おら、八十七だ」って。おれが八十五で、あれが八十七。二人で、あの判決を、どこまで待てっかなあ、と思ってな。</w:t>
+        <w:t>いんや。無理はおれが言ったんだ。(少し笑う)あの老人、おれより二つ上だ。「おら、八十七だ」って。おれが八十五であれが八十七。二人であの判決をどこまで待てっかなあと思ってな。</w:t>
       </w:r>
     </w:p>
     <w:p>
@@ -1828,7 +1828,7 @@
           <w:i w:val="0"/>
           <w:sz w:val="22"/>
         </w:rPr>
-        <w:t>大城。おれはな、死ぬのは、怖くねえ。女房も、孫も、先に行ってっから。ただ、あっちに行ったとき、「国の責任は、どうなった」って聞かれて、「まだだ」って答えんのは、悔しい。</w:t>
+        <w:t>大城。おれはな、死ぬのは怖くねえ。女房も孫も先に行ってっから。ただ、あっちに行ったとき、「国の責任はどうなった」って聞かれて「まだだ」って答えんのは悔しい。</w:t>
       </w:r>
     </w:p>
     <w:p>
@@ -1843,7 +1843,7 @@
           <w:color w:val="555555"/>
           <w:sz w:val="22"/>
         </w:rPr>
-        <w:t>(間。遼が、膝の上の鞄から、小さな缶を出す。)</w:t>
+        <w:t>(間。遼が膝の上の鞄から小さな缶を出す。)</w:t>
       </w:r>
     </w:p>
     <w:p>
@@ -1866,7 +1866,7 @@
           <w:i w:val="0"/>
           <w:sz w:val="22"/>
         </w:rPr>
-        <w:t>エンドさん。これ、事務所の、今朝のお茶です。保温ボトルに、入れてきました。病院の売店のお茶より、ましだと思って。</w:t>
+        <w:t>エンドさん。これ、事務所の今朝のお茶です。保温ボトルに入れてきました。病院の売店のお茶よりましだと思って。</w:t>
       </w:r>
     </w:p>
     <w:p>
@@ -1890,7 +1890,7 @@
           <w:color w:val="555555"/>
           <w:sz w:val="22"/>
         </w:rPr>
-        <w:t>(蓋を開けて、香りを嗅ぐ)</w:t>
+        <w:t>(蓋を開けて香りを嗅ぐ)</w:t>
       </w:r>
       <w:r>
         <w:rPr>
@@ -1899,7 +1899,7 @@
           <w:i w:val="0"/>
           <w:sz w:val="22"/>
         </w:rPr>
-        <w:t>……ああ。焙煎の、いい匂いだ。一杯、もらうべ。</w:t>
+        <w:t>……ああ。焙煎のいい匂いだ。一杯もらうべ。</w:t>
       </w:r>
     </w:p>
     <w:p>
@@ -1914,7 +1914,7 @@
           <w:color w:val="555555"/>
           <w:sz w:val="22"/>
         </w:rPr>
-        <w:t>(遼が、ボトルから、湯呑みに注ぐ。遠藤が、両手で受け取り、ゆっくり口に運ぶ。)</w:t>
+        <w:t>(遼がボトルから湯呑みに注ぐ。遠藤が両手で受け取り、ゆっくり口に運ぶ。)</w:t>
       </w:r>
     </w:p>
     <w:p>
@@ -1937,7 +1937,7 @@
           <w:i w:val="0"/>
           <w:sz w:val="22"/>
         </w:rPr>
-        <w:t>うめえ。……やんだ、ほんとに、うめえ。ほれ、真壁先生。二番目は、おれじゃなくて、大城に出してやれ。</w:t>
+        <w:t>うめえ。……やんだ、ほんとにうめえ。ほれ、真壁先生。二番目はおれじゃなくて大城に出してやれ。</w:t>
       </w:r>
     </w:p>
     <w:p>
@@ -1983,7 +1983,7 @@
           <w:i w:val="0"/>
           <w:sz w:val="22"/>
         </w:rPr>
-        <w:t>いいがら、飲め。おれは、いつも、一番目だ。それ、飽きた。(笑って、また咳き込む)</w:t>
+        <w:t>いいがら、飲め。おれはいつも一番目だ。それ、飽きた。(笑って、また咳き込む)</w:t>
       </w:r>
     </w:p>
     <w:p>
@@ -2085,7 +2085,7 @@
           <w:i w:val="0"/>
           <w:sz w:val="22"/>
         </w:rPr>
-        <w:t>約束だ。おれが死んでも、やめんな。……そんで、もしおれが生きてるうちに、判決が出なかったら、その判決文、おれの墓の前で、読んでけろ。</w:t>
+        <w:t>約束だ。おれが死んでもやめんな。……そんで、もしおれが生きてるうちに判決が出なかったら、その判決文、おれの墓の前で読んでけろ。</w:t>
       </w:r>
     </w:p>
     <w:p>
@@ -2108,7 +2108,7 @@
           <w:i w:val="0"/>
           <w:sz w:val="22"/>
         </w:rPr>
-        <w:t>……はい。必ず、読みます。</w:t>
+        <w:t>……はい。必ず読みます。</w:t>
       </w:r>
     </w:p>
     <w:p>
@@ -2123,7 +2123,7 @@
           <w:color w:val="555555"/>
           <w:sz w:val="22"/>
         </w:rPr>
-        <w:t>(窓の外で、梅雨入り前の最初の雨粒が、ガラスを叩く。遠藤が目を閉じる。「雨か」と、小さく呟く。)</w:t>
+        <w:t>(窓の外で梅雨入り前の最初の雨粒がガラスを叩く。遠藤が目を閉じる。「雨か」と小さく呟く。)</w:t>
       </w:r>
     </w:p>
     <w:p>
@@ -2153,7 +2153,7 @@
           <w:color w:val="555555"/>
           <w:sz w:val="22"/>
         </w:rPr>
-        <w:t>(5月29日(土)、午前10時。国道六号沿いの小さな整備工場「汐見モータース」。リフトに乗った遼の古い軽自動車の下に、作業着の翔太が潜り込んでいる。工場長の野村が、腕を組んで見ている。事務所の窓から、女将と和代が、冷たい麦茶を持って顔を出す。)</w:t>
+        <w:t>(5月29日(土)、午前10時。国道六号沿いの小さな整備工場「汐見モータース」。リフトに乗った遼の古い軽自動車の下に、作業着の翔太が潜り込んでいる。工場長の野村が腕を組んで見ている。事務所の窓から、女将と和代が冷たい麦茶を持って顔を出す。)</w:t>
       </w:r>
     </w:p>
     <w:p>
@@ -2176,7 +2176,7 @@
           <w:i w:val="0"/>
           <w:sz w:val="22"/>
         </w:rPr>
-        <w:t>翔太。ドレンボルト、締めすぎんなよ。アルミのパンは、舐めると終わりだ。</w:t>
+        <w:t>翔太。ドレンボルト、締めすぎんなよ。アルミのパンは舐めると終わりだ。</w:t>
       </w:r>
     </w:p>
     <w:p>
@@ -2199,7 +2199,7 @@
           <w:i w:val="0"/>
           <w:sz w:val="22"/>
         </w:rPr>
-        <w:t>はい。トルクレンチ、三十五ニュートンメートル、で。……よし。</w:t>
+        <w:t>はい。トルクレンチ、三十五ニュートンメートルで。……よし。</w:t>
       </w:r>
     </w:p>
     <w:p>
@@ -2222,7 +2222,7 @@
           <w:i w:val="0"/>
           <w:sz w:val="22"/>
         </w:rPr>
-        <w:t>オイル、四リッターだ。ゆっくり、入れろ。</w:t>
+        <w:t>オイル、四リッターだ。ゆっくり入れろ。</w:t>
       </w:r>
     </w:p>
     <w:p>
@@ -2237,7 +2237,7 @@
           <w:color w:val="555555"/>
           <w:sz w:val="22"/>
         </w:rPr>
-        <w:t>(翔太が、じょうごでオイルを入れる。遼が、車の横に立って、不安そうに見ている。)</w:t>
+        <w:t>(翔太がじょうごでオイルを入れる。遼が車の横に立って不安そうに見ている。)</w:t>
       </w:r>
     </w:p>
     <w:p>
@@ -2260,7 +2260,7 @@
           <w:i w:val="0"/>
           <w:sz w:val="22"/>
         </w:rPr>
-        <w:t>翔太くん、僕の車、触らせてもらっていいんですか。実習先のお客さんの車でなくて。</w:t>
+        <w:t>翔太くん、僕の車、触らせてもらっていいんですか。実習先のお客さんの車ではなくて。</w:t>
       </w:r>
     </w:p>
     <w:p>
@@ -2283,7 +2283,7 @@
           <w:i w:val="0"/>
           <w:sz w:val="22"/>
         </w:rPr>
-        <w:t>先生、これも実習のうちです。俺が責任を持つから、安心してください。……先生、車検も、オイルも、もう三年、放りっぱなしだったでしょう。</w:t>
+        <w:t>先生、これも実習のうちです。俺が責任を持つから安心してください。……先生、車検もオイルも、もう三年放りっぱなしだったでしょう。</w:t>
       </w:r>
     </w:p>
     <w:p>
@@ -2329,7 +2329,7 @@
           <w:i w:val="0"/>
           <w:sz w:val="22"/>
         </w:rPr>
-        <w:t>翔太が言うんです。「事務所の先生の車、見てやってください。この人、たぶん、一度も見てねえ」って。</w:t>
+        <w:t>翔太が言うんです。「事務所の先生の車、見てやってください。この人、たぶん一度も見てねえ」って。</w:t>
       </w:r>
     </w:p>
     <w:p>
@@ -2362,7 +2362,7 @@
           <w:i w:val="0"/>
           <w:sz w:val="22"/>
         </w:rPr>
-        <w:t>先生、ブレーキパッド、あと二ミリ。ベルトも、ひび割れてます。このまま東京まで走ったら、高速で止まります。</w:t>
+        <w:t>先生、ブレーキパッド、あと二ミリ。ベルトもひび割れてます。このまま東京まで走ったら、高速で止まります。</w:t>
       </w:r>
     </w:p>
     <w:p>
@@ -2385,7 +2385,7 @@
           <w:i w:val="0"/>
           <w:sz w:val="22"/>
         </w:rPr>
-        <w:t>東京へは、新幹線で行きますから。</w:t>
+        <w:t>東京へは新幹線で行きますから。</w:t>
       </w:r>
     </w:p>
     <w:p>
@@ -2408,7 +2408,7 @@
           <w:i w:val="0"/>
           <w:sz w:val="22"/>
         </w:rPr>
-        <w:t>新幹線ばっか乗ってると、地元の足、忘れますよ。</w:t>
+        <w:t>新幹線ばっか乗ってると地元の足を忘れますよ。</w:t>
       </w:r>
     </w:p>
     <w:p>
@@ -2446,7 +2446,7 @@
           <w:i w:val="0"/>
           <w:sz w:val="22"/>
         </w:rPr>
-        <w:t>翔太、おだづなよ。先生に、そんな口きいて。</w:t>
+        <w:t>翔太、おだづなよ。先生にそんな口きいて。</w:t>
       </w:r>
     </w:p>
     <w:p>
@@ -2502,7 +2502,7 @@
           <w:i w:val="0"/>
           <w:sz w:val="22"/>
         </w:rPr>
-        <w:t>翔太は、先月、二十一になったばっかりで、口ばっかり達者になって。……先生、すんません。</w:t>
+        <w:t>翔太は先月二十一になったばっかりで、口ばっかり達者になって。……先生、すんません。</w:t>
       </w:r>
     </w:p>
     <w:p>
@@ -2525,7 +2525,7 @@
           <w:i w:val="0"/>
           <w:sz w:val="22"/>
         </w:rPr>
-        <w:t>いえ。(作業台の方に、麦茶の盆を運ぶ)翔太くん、実習は、どうですか。</w:t>
+        <w:t>いえ。(作業台の方に麦茶の盆を運ぶ)翔太くん、実習はどうですか。</w:t>
       </w:r>
     </w:p>
     <w:p>
@@ -2548,7 +2548,7 @@
           <w:i w:val="0"/>
           <w:sz w:val="22"/>
         </w:rPr>
-        <w:t>おもしれえです。毎日、手が油だらけで。父ちゃんの作業着の匂い、思い出します。</w:t>
+        <w:t>おもしれえです。毎日手が油だらけで。父ちゃんの作業着の匂い、思い出します。</w:t>
       </w:r>
     </w:p>
     <w:p>
@@ -2586,7 +2586,7 @@
           <w:i w:val="0"/>
           <w:sz w:val="22"/>
         </w:rPr>
-        <w:t>先生、おれ、決めたんです。四年から五年に上がって、そんで、専攻科に行く。ずっと迷ってたんだけど、重機の整備をやりてえ。</w:t>
+        <w:t>先生、おれ決めたんです。四年から五年に上がって、そんで専攻科に行く。ずっと迷ってたんだけど、重機の整備をやりてえ。</w:t>
       </w:r>
     </w:p>
     <w:p>
@@ -2642,7 +2642,7 @@
           <w:i w:val="0"/>
           <w:sz w:val="22"/>
         </w:rPr>
-        <w:t>言ってなかった。……父ちゃんが落ちたの、足場だっぺ。重機は、足場の下で、現場を動かしてる。壊れたら、人が死ぬ。壊れる前に、誰かが、見てなきゃなんねえ。そういう人に、なりてえ。</w:t>
+        <w:t>言ってなかった。……父ちゃんが落ちたの、足場だっぺ。重機は足場の下で現場を動かしてる。壊れたら人が死ぬ。壊れる前に誰かが見てなきゃなんねえ。そういう人になりてえ。</w:t>
       </w:r>
     </w:p>
     <w:p>
@@ -2736,7 +2736,7 @@
           <w:i w:val="0"/>
           <w:sz w:val="22"/>
         </w:rPr>
-        <w:t>翔太。あんた。……めんこい子が、いつのまに、立派なこと言うようになって。</w:t>
+        <w:t>翔太。あんた。……めんこい子がいつのまに立派なこと言うようになって。</w:t>
       </w:r>
     </w:p>
     <w:p>
@@ -2759,7 +2759,7 @@
           <w:i w:val="0"/>
           <w:sz w:val="22"/>
         </w:rPr>
-        <w:t>母ちゃん、泣くのは、まだ早え。専攻科、二年かかっから。</w:t>
+        <w:t>母ちゃん、泣くのはまだ早え。専攻科、二年かかっから。</w:t>
       </w:r>
     </w:p>
     <w:p>
@@ -2792,7 +2792,7 @@
           <w:i w:val="0"/>
           <w:sz w:val="22"/>
         </w:rPr>
-        <w:t>二年も、泣くのを我慢させるつもりか、この子は。</w:t>
+        <w:t>二年も泣くのを我慢させるつもりか、この子は。</w:t>
       </w:r>
     </w:p>
     <w:p>
@@ -2807,7 +2807,7 @@
           <w:color w:val="555555"/>
           <w:sz w:val="22"/>
         </w:rPr>
-        <w:t>(笑い声。遼が、ふと、リフトの上の車を見上げる。)</w:t>
+        <w:t>(笑い声。遼がふとリフトの上の車を見上げる。)</w:t>
       </w:r>
     </w:p>
     <w:p>
@@ -2830,7 +2830,7 @@
           <w:i w:val="0"/>
           <w:sz w:val="22"/>
         </w:rPr>
-        <w:t>翔太くん、ブレーキパッドと、ベルト、お願いします。</w:t>
+        <w:t>翔太くん、ブレーキパッドとベルト、お願いします。</w:t>
       </w:r>
     </w:p>
     <w:p>
@@ -2876,7 +2876,7 @@
           <w:i w:val="0"/>
           <w:sz w:val="22"/>
         </w:rPr>
-        <w:t>実習の教材に、してください。</w:t>
+        <w:t>実習の教材にしてください。</w:t>
       </w:r>
     </w:p>
     <w:p>
@@ -2909,7 +2909,7 @@
           <w:i w:val="0"/>
           <w:sz w:val="22"/>
         </w:rPr>
-        <w:t>先生、太っ腹だねえ。翔太、工賃は、安くしといてやれよ。</w:t>
+        <w:t>先生、太っ腹だねえ。翔太、工賃は安くしといてやれよ。</w:t>
       </w:r>
     </w:p>
     <w:p>
@@ -2962,7 +2962,7 @@
           <w:color w:val="555555"/>
           <w:sz w:val="22"/>
         </w:rPr>
-        <w:t>(6月8日(火)、午後8時。桐生法律事務所。梅雨入りの雨が、窓を叩く。机の上に、国の責任論の資料が積み上がり、茜と遼の間に、ぴりぴりした空気。応接室のソファで、傘を畳んだ宇佐美が、湯呑みを両手で包んでいる。)</w:t>
+        <w:t>(6月8日(火)、午後8時。桐生法律事務所。梅雨入りの雨が窓を叩く。机の上に国の責任論の資料が積み上がり、茜と遼の間にぴりぴりした空気。応接室のソファで、傘を畳んだ宇佐美が湯呑みを両手で包んでいる。)</w:t>
       </w:r>
     </w:p>
     <w:p>
@@ -2985,7 +2985,7 @@
           <w:i w:val="0"/>
           <w:sz w:val="22"/>
         </w:rPr>
-        <w:t>ですから、先生。控訴審では、争点は、国の責任の一点に絞るべきです。電力の責任は、一審で確定的に認められている。ここで「ふるさと喪失」の独立慰謝料の話を蒸し返すと、電力の控訴に引きずられます。</w:t>
+        <w:t>ですから、先生。控訴審では争点は国の責任の一点に絞るべきです。電力の責任は一審で確定的に認められている。ここで「ふるさと喪失」の独立慰謝料の話を蒸し返すと、電力の控訴に引きずられます。</w:t>
       </w:r>
     </w:p>
     <w:p>
@@ -3008,7 +3008,7 @@
           <w:i w:val="0"/>
           <w:sz w:val="22"/>
         </w:rPr>
-        <w:t>ふるさと喪失の慰謝料は、一審で、初めて独立して認められました。これを、高裁で、減らされるわけにはいきません。附帯控訴で、きちんと守りたい。</w:t>
+        <w:t>ふるさと喪失の慰謝料は、一審で初めて独立して認められました。これを高裁で減らされるわけにはいきません。附帯控訴できちんと守りたい。</w:t>
       </w:r>
     </w:p>
     <w:p>
@@ -3077,7 +3077,7 @@
           <w:i w:val="0"/>
           <w:sz w:val="22"/>
         </w:rPr>
-        <w:t>そう言うと思いました。(ため息)先生は、いつも「どっちも」って言う。論理で言えば、どっちかを、捨てなきゃいけない。</w:t>
+        <w:t>そう言うと思いました。(ため息)先生はいつも「どっちも」って言う。論理で言えば、どっちかを捨てなきゃいけない。</w:t>
       </w:r>
     </w:p>
     <w:p>
@@ -3100,7 +3100,7 @@
           <w:i w:val="0"/>
           <w:sz w:val="22"/>
         </w:rPr>
-        <w:t>捨てたくない。……茜さん、それが、僕の弱さですか。</w:t>
+        <w:t>捨てたくない。……茜さん、それが僕の弱さですか。</w:t>
       </w:r>
     </w:p>
     <w:p>
@@ -3123,7 +3123,7 @@
           <w:i w:val="0"/>
           <w:sz w:val="22"/>
         </w:rPr>
-        <w:t>強さでもあります。でも、今回は、事務所の人数も、時間も、お金も、足りません。</w:t>
+        <w:t>強さでもあります。でも今回は、事務所の人数も時間もお金も足りません。</w:t>
       </w:r>
     </w:p>
     <w:p>
@@ -3138,7 +3138,7 @@
           <w:color w:val="555555"/>
           <w:sz w:val="22"/>
         </w:rPr>
-        <w:t>(宇佐美が、湯呑みを置く。小さく、笑う。)</w:t>
+        <w:t>(宇佐美が湯呑みを置く。小さく笑う。)</w:t>
       </w:r>
     </w:p>
     <w:p>
@@ -3161,7 +3161,7 @@
           <w:i w:val="0"/>
           <w:sz w:val="22"/>
         </w:rPr>
-        <w:t>二人とも、いい議論だ。桐生が生きていたら、「どっちも正しい。どっちも、間違っている」と言って、茶を淹れ直しただろう。</w:t>
+        <w:t>二人とも、いい議論だ。桐生が生きていたら、「どっちも正しい。どっちも間違っている」と言って、茶を淹れ直しただろう。</w:t>
       </w:r>
     </w:p>
     <w:p>
@@ -3207,7 +3207,7 @@
           <w:i w:val="0"/>
           <w:sz w:val="22"/>
         </w:rPr>
-        <w:t>昔、桐生が、よく引いた一節がある。漱石の『草枕』。(目を閉じ、静かに誦じる)「山路を登りながら、こう考えた。智に働けば角が立つ。情に棹させば流される。意地を通せば窮屈だ。とかくに人の世は住みにくい」。</w:t>
+        <w:t>昔、桐生がよく引いた一節がある。漱石の『草枕』。(目を閉じ、静かに誦じる)「山路を登りながら、こう考えた。智に働けば角が立つ。情に棹させば流される。意地を通せば窮屈だ。とかくに人の世は住みにくい」。</w:t>
       </w:r>
     </w:p>
     <w:p>
@@ -3263,7 +3263,7 @@
           <w:i w:val="0"/>
           <w:sz w:val="22"/>
         </w:rPr>
-        <w:t>茜さんは、智だ。論点を絞り、筋を通す。それは、法律家の背骨だ。真壁くんは、情だ。取り残された人を、どちらも拾おうとする。それは、法律家の、もう一つの背骨だ。</w:t>
+        <w:t>茜さんは智だ。論点を絞り、筋を通す。それは法律家の背骨だ。真壁くんは情だ。取り残された人をどちらも拾おうとする。それは法律家のもう一つの背骨だ。</w:t>
       </w:r>
     </w:p>
     <w:p>
@@ -3319,7 +3319,7 @@
           <w:i w:val="0"/>
           <w:sz w:val="22"/>
         </w:rPr>
-        <w:t>意地を通しているのは、あの浜の、遠藤さんだろうな。八十五になって、酸素を引きずって、「やめらんねえ」と言った。意地を通せば、窮屈だ。息が詰まる。でも、息が詰まるのを承知で、通している。</w:t>
+        <w:t>意地を通しているのは、あの浜の遠藤さんだろうな。八十五になって酸素を引きずって「やめらんねえ」と言った。意地を通せば窮屈だ。息が詰まる。でも息が詰まるのを承知で通している。</w:t>
       </w:r>
     </w:p>
     <w:p>
@@ -3357,7 +3357,7 @@
           <w:i w:val="0"/>
           <w:sz w:val="22"/>
         </w:rPr>
-        <w:t>漱石は、そのすぐ後に、こう続けている。「住みにくさが高じると、安い所へ引き越したくなる。どこへ越しても住みにくいと悟った時、詩が生れて、画ができる」。</w:t>
+        <w:t>漱石はそのすぐ後に、こう続けている。「住みにくさが高じると、安い所へ引き越したくなる。どこへ越しても住みにくいと悟った時、詩が生れて、画ができる」。</w:t>
       </w:r>
     </w:p>
     <w:p>
@@ -3403,7 +3403,7 @@
           <w:i w:val="0"/>
           <w:sz w:val="22"/>
         </w:rPr>
-        <w:t>私たちの仕事で言えば、「判決」と「陳述書」だ。住みにくい世の中に、住みにくいと書き残すこと。……君たちは、二人とも、書き続ければいい。智と、情と、両方で。</w:t>
+        <w:t>私たちの仕事で言えば「判決」と「陳述書」だ。住みにくい世の中に、住みにくいと書き残すこと。……君たちは二人とも書き続ければいい。智と情と、両方で。</w:t>
       </w:r>
     </w:p>
     <w:p>
@@ -3418,7 +3418,7 @@
           <w:color w:val="555555"/>
           <w:sz w:val="22"/>
         </w:rPr>
-        <w:t>(茜が、頬を膨らませてから、ゆっくり息をついて、笑う。)</w:t>
+        <w:t>(茜が頬を膨らませてから、ゆっくり息をついて笑う。)</w:t>
       </w:r>
     </w:p>
     <w:p>
@@ -3441,7 +3441,7 @@
           <w:i w:val="0"/>
           <w:sz w:val="22"/>
         </w:rPr>
-        <w:t>……分かりました。先生。ふるさと喪失の慰謝料は、附帯控訴で守ります。ただし、補充書面の割合は、国の責任八、慰謝料二で。</w:t>
+        <w:t>……分かりました。先生。ふるさと喪失の慰謝料は附帯控訴で守ります。ただし、補充書面の割合は国の責任八、慰謝料二で。</w:t>
       </w:r>
     </w:p>
     <w:p>
@@ -3487,7 +3487,7 @@
           <w:i w:val="0"/>
           <w:sz w:val="22"/>
         </w:rPr>
-        <w:t>割合まで決めるのか。さすが、若い者は、計算が早い。</w:t>
+        <w:t>割合まで決めるのか。さすが若い者は計算が早い。</w:t>
       </w:r>
     </w:p>
     <w:p>
@@ -3510,7 +3510,7 @@
           <w:i w:val="0"/>
           <w:sz w:val="22"/>
         </w:rPr>
-        <w:t>先生、おいくつでしたっけ。お歳より、お若いですね。</w:t>
+        <w:t>先生、おいくつでしたっけ。お歳よりお若いですね。</w:t>
       </w:r>
     </w:p>
     <w:p>
@@ -3533,7 +3533,7 @@
           <w:i w:val="0"/>
           <w:sz w:val="22"/>
         </w:rPr>
-        <w:t>口が、うまくなったな。(湯呑みを差し出す)おかわり、もらえるかな。</w:t>
+        <w:t>口がうまくなったな。(湯呑みを差し出す)おかわり、もらえるかな。</w:t>
       </w:r>
     </w:p>
     <w:p>
@@ -3556,7 +3556,7 @@
           <w:i w:val="0"/>
           <w:sz w:val="22"/>
         </w:rPr>
-        <w:t>今、淹れます。(鉄瓶を持ち、桐生の机の上の空の湯呑みに、まず、一杯)</w:t>
+        <w:t>今淹れます。(鉄瓶を持ち、桐生の机の上の空の湯呑みにまず一杯)</w:t>
       </w:r>
     </w:p>
     <w:p>
@@ -3579,7 +3579,7 @@
           <w:i w:val="0"/>
           <w:sz w:val="22"/>
         </w:rPr>
-        <w:t>今夜も、その湯呑みが、先か。</w:t>
+        <w:t>今夜もその湯呑みが先か。</w:t>
       </w:r>
     </w:p>
     <w:p>
@@ -3602,7 +3602,7 @@
           <w:i w:val="0"/>
           <w:sz w:val="22"/>
         </w:rPr>
-        <w:t>先生は、いつでも、一番最初です。</w:t>
+        <w:t>先生は、いつでも一番最初です。</w:t>
       </w:r>
     </w:p>
     <w:p>
@@ -3632,7 +3632,7 @@
           <w:color w:val="555555"/>
           <w:sz w:val="22"/>
         </w:rPr>
-        <w:t>(6月19日(土)、午後7時。駅裏の居酒屋「潮彩」。カウンターの隅に置かれた、段ボール製の募金箱。蓋の上に、手書きで「ばす代」。女将と三浦と大城が、箱の中身をテーブルに広げて数えている。奥の席で、柚木がノートパソコンを開いている。)</w:t>
+        <w:t>(6月19日(土)、午後7時。駅裏の居酒屋「潮彩」。カウンターの隅に置かれた段ボール製の募金箱。蓋の上に手書きで「ばす代」。女将と三浦と大城が箱の中身をテーブルに広げて数えている。奥の席で柚木がノートパソコンを開いている。)</w:t>
       </w:r>
     </w:p>
     <w:p>
@@ -3655,7 +3655,7 @@
           <w:i w:val="0"/>
           <w:sz w:val="22"/>
         </w:rPr>
-        <w:t>千円札が、百四十二枚。五千円札が、三十一枚。一万円札が、二十二枚。(小銭を、色別の小皿に分ける)</w:t>
+        <w:t>千円札が三百二十枚。五千円札が九十枚。一万円札が四十五枚。(小銭を色別の小皿に分ける)</w:t>
       </w:r>
     </w:p>
     <w:p>
@@ -3678,7 +3678,7 @@
           <w:i w:val="0"/>
           <w:sz w:val="22"/>
         </w:rPr>
-        <w:t>小銭は、後で、銀行で数えてもらいましょう。……箱の中身、合計で、百二十三万円と、少し。</w:t>
+        <w:t>小銭は後で銀行で数えてもらいましょう。……箱の中身、合計で百二十三万円と少し。</w:t>
       </w:r>
     </w:p>
     <w:p>
@@ -3701,7 +3701,7 @@
           <w:i w:val="0"/>
           <w:sz w:val="22"/>
         </w:rPr>
-        <w:t>控訴審の期日、東京だと、貸切バスが、一回、往復で約二十五万円です。</w:t>
+        <w:t>控訴審の期日、東京だと貸切バスが一回往復で約二十五万円です。</w:t>
       </w:r>
     </w:p>
     <w:p>
@@ -3724,7 +3724,7 @@
           <w:i w:val="0"/>
           <w:sz w:val="22"/>
         </w:rPr>
-        <w:t>んだから、少なくとも、五回分。</w:t>
+        <w:t>んだから、少なくとも五回分。</w:t>
       </w:r>
     </w:p>
     <w:p>
@@ -3747,7 +3747,7 @@
           <w:i w:val="0"/>
           <w:sz w:val="22"/>
         </w:rPr>
-        <w:t>来てもらうのは、体の悪い方もいます。バスだと、付き添いも要りますから、最低でも、それくらい。</w:t>
+        <w:t>来てもらうのは体の悪い方もいます。バスだと付き添いも要りますから、最低でもそれくらい。</w:t>
       </w:r>
     </w:p>
     <w:p>
@@ -3780,7 +3780,7 @@
           <w:i w:val="0"/>
           <w:sz w:val="22"/>
         </w:rPr>
-        <w:t>みなさん。取材、いいですか。バスの件、記事に書いても。</w:t>
+        <w:t>みなさん。取材いいですか。バスの件、記事に書いても。</w:t>
       </w:r>
     </w:p>
     <w:p>
@@ -3803,7 +3803,7 @@
           <w:i w:val="0"/>
           <w:sz w:val="22"/>
         </w:rPr>
-        <w:t>書いてええ。その代わり、「ばす代」の箱は、写真に撮るな。この店の顔みたいなもんだ。</w:t>
+        <w:t>書いてええ。その代わり、「ばす代」の箱は写真に撮るな。この店の顔みたいなもんだ。</w:t>
       </w:r>
     </w:p>
     <w:p>
@@ -3864,7 +3864,7 @@
           <w:i w:val="0"/>
           <w:sz w:val="22"/>
         </w:rPr>
-        <w:t>来週の紙面で、「控訴人二百九十一名・理由書提出」の続報を出します。四月の「処理水の方針」と、並べて。</w:t>
+        <w:t>来週の紙面で、「控訴人二百九十一名・理由書提出」の続報を出します。四月の「処理水の方針」と並べて。</w:t>
       </w:r>
     </w:p>
     <w:p>
@@ -3897,7 +3897,7 @@
           <w:i w:val="0"/>
           <w:sz w:val="22"/>
         </w:rPr>
-        <w:t>処理水は、まだ。四月に、政府が「二年後をめどに海洋放出」って決めてから、漁協の組合員、ほとんど、納得してません。うちは、反対の署名を、今、集めてます。</w:t>
+        <w:t>処理水はまだ。四月に政府が「二年後をめどに海洋放出」って決めてから、漁協の組合員はほとんど納得してません。うちは反対の署名を今集めてます。</w:t>
       </w:r>
     </w:p>
     <w:p>
@@ -3943,7 +3943,7 @@
           <w:i w:val="0"/>
           <w:sz w:val="22"/>
         </w:rPr>
-        <w:t>背負わないと、誰も、背負ってくれないでしょう。……「海を守る会」、大変です。</w:t>
+        <w:t>背負わないと誰も背負ってくれないでしょう。……「海を守る会」、大変です。</w:t>
       </w:r>
     </w:p>
     <w:p>
@@ -3958,7 +3958,7 @@
           <w:color w:val="555555"/>
           <w:sz w:val="22"/>
         </w:rPr>
-        <w:t>(間。三浦が、お盆に、ほうじ茶を四つ、運んでくる。)</w:t>
+        <w:t>(間。三浦がお盆にほうじ茶を四つ運んでくる。)</w:t>
       </w:r>
     </w:p>
     <w:p>
@@ -3981,7 +3981,7 @@
           <w:i w:val="0"/>
           <w:sz w:val="22"/>
         </w:rPr>
-        <w:t>事務所の、鉄瓶のお茶です。今日、先生が、一缶、持たせてくれました。</w:t>
+        <w:t>事務所の鉄瓶のお茶です。今日、先生が一缶持たせてくれました。</w:t>
       </w:r>
     </w:p>
     <w:p>
@@ -4027,7 +4027,7 @@
           <w:i w:val="0"/>
           <w:sz w:val="22"/>
         </w:rPr>
-        <w:t>今日は、補充意見書の最終確認で、茜さんと、大学の先生と、電話会議です。</w:t>
+        <w:t>今日は補充意見書の最終確認で、茜さんと大学の先生と電話会議です。</w:t>
       </w:r>
     </w:p>
     <w:p>
@@ -4060,7 +4060,7 @@
           <w:i w:val="0"/>
           <w:sz w:val="22"/>
         </w:rPr>
-        <w:t>……真壁先生、最近、お疲れですよね。</w:t>
+        <w:t>……真壁先生、最近お疲れですよね。</w:t>
       </w:r>
     </w:p>
     <w:p>
@@ -4149,7 +4149,7 @@
           <w:i w:val="0"/>
           <w:sz w:val="22"/>
         </w:rPr>
-        <w:t>私は、何も、聞いてません。聞かないことに、しています。</w:t>
+        <w:t>私は何も聞いてません。聞かないことにしています。</w:t>
       </w:r>
     </w:p>
     <w:p>
@@ -4172,7 +4172,7 @@
           <w:i w:val="0"/>
           <w:sz w:val="22"/>
         </w:rPr>
-        <w:t>私も、書きません。まだ。(笑う)「最後の一行になる日に書け」って、先生に、言われてますから。</w:t>
+        <w:t>私も書きません。まだ。(笑う)「最後の一行になる日に書け」って先生に言われてますから。</w:t>
       </w:r>
     </w:p>
     <w:p>
@@ -4196,7 +4196,7 @@
           <w:color w:val="555555"/>
           <w:sz w:val="22"/>
         </w:rPr>
-        <w:t>(箱を、そっと撫でる)</w:t>
+        <w:t>(箱をそっと撫でる)</w:t>
       </w:r>
       <w:r>
         <w:rPr>
@@ -4205,7 +4205,7 @@
           <w:i w:val="0"/>
           <w:sz w:val="22"/>
         </w:rPr>
-        <w:t>この箱の、百二十三万円、一枚ずつの、千円札なんだわ。みんな、バス代のために、一枚ずつ、入れていった。</w:t>
+        <w:t>この箱の百二十三万円、一枚ずつの千円札なんだわ。みんなバス代のために一枚ずつ入れていった。</w:t>
       </w:r>
     </w:p>
     <w:p>
@@ -4251,7 +4251,7 @@
           <w:i w:val="0"/>
           <w:sz w:val="22"/>
         </w:rPr>
-        <w:t>あれ。涙、出てきた。(エプロンの端で目を拭く)歳を取ると、すぐ、こうなる。</w:t>
+        <w:t>あれ。涙出てきた。(エプロンの端で目を拭く)歳を取るとすぐこうなる。</w:t>
       </w:r>
     </w:p>
     <w:p>
@@ -4274,7 +4274,7 @@
           <w:i w:val="0"/>
           <w:sz w:val="22"/>
         </w:rPr>
-        <w:t>おかみさん、この前も、こうでしたよ。</w:t>
+        <w:t>おかみさん、この前もこうでしたよ。</w:t>
       </w:r>
     </w:p>
     <w:p>
@@ -4327,7 +4327,7 @@
           <w:color w:val="555555"/>
           <w:sz w:val="22"/>
         </w:rPr>
-        <w:t>(6月29日(火)、午後4時。桐生法律事務所。梅雨の晴れ間。応接室の扉を、控えめにノックする音。三浦が出ると、紺のスーツの榊恭平が、一礼して立っている。手に、小さな紙袋。)</w:t>
+        <w:t>(6月29日(火)、午後4時。桐生法律事務所。梅雨の晴れ間。応接室の扉を控えめにノックする音。三浦が出ると、紺のスーツの榊恭平が一礼して立っている。手に小さな紙袋。)</w:t>
       </w:r>
     </w:p>
     <w:p>
@@ -4350,7 +4350,7 @@
           <w:i w:val="0"/>
           <w:sz w:val="22"/>
         </w:rPr>
-        <w:t>突然、失礼いたします。ご予約もなく、申し訳ございません。真壁先生に、少しだけ。</w:t>
+        <w:t>突然失礼いたします。ご予約もなく申し訳ございません。真壁先生に少しだけ。</w:t>
       </w:r>
     </w:p>
     <w:p>
@@ -4421,7 +4421,7 @@
           <w:color w:val="555555"/>
           <w:sz w:val="22"/>
         </w:rPr>
-        <w:t>(遼は、椅子を示す。三浦が鉄瓶から、湯呑みを、榊の前に、静かに置く。今回は、榊は、眉を動かさない。)</w:t>
+        <w:t>(遼は椅子を示す。三浦が鉄瓶から湯呑みを榊の前に静かに置く。今回は榊は眉を動かさない。)</w:t>
       </w:r>
     </w:p>
     <w:p>
@@ -4444,7 +4444,7 @@
           <w:i w:val="0"/>
           <w:sz w:val="22"/>
         </w:rPr>
-        <w:t>以前、「お待ちの順では、ないのですね」と申しましたが。今日は、順番など、気にしておりません。</w:t>
+        <w:t>以前、「お待ちの順ではないのですね」と申しましたが。今日は順番など気にしておりません。</w:t>
       </w:r>
     </w:p>
     <w:p>
@@ -4490,7 +4490,7 @@
           <w:i w:val="0"/>
           <w:sz w:val="22"/>
         </w:rPr>
-        <w:t>二つございます。一つは、先生の、お言づて。もう一つは、私の、個人的な、お話です。</w:t>
+        <w:t>二つございます。一つは先生のお言づて。もう一つは私の個人的なお話です。</w:t>
       </w:r>
     </w:p>
     <w:p>
@@ -4505,7 +4505,7 @@
           <w:color w:val="555555"/>
           <w:sz w:val="22"/>
         </w:rPr>
-        <w:t>(榊は、紙袋から、茶筒を一つ、取り出す。四月に遼が、赤坂の邸に持参した、あの茶筒。きれいに洗われ、蓋に、新しい和紙が貼られている。)</w:t>
+        <w:t>(榊は紙袋から茶筒を一つ取り出す。四月に遼が赤坂の邸に持参したあの茶筒。きれいに洗われ、蓋に新しい和紙が貼られている。)</w:t>
       </w:r>
     </w:p>
     <w:p>
@@ -4528,7 +4528,7 @@
           <w:i w:val="0"/>
           <w:sz w:val="22"/>
         </w:rPr>
-        <w:t>先生から、お返しするようにと。空のまま、お返しするのは、失礼だと仰って、ご自分で、お詰め直しになりました。</w:t>
+        <w:t>先生から、お返しするようにと。空のままお返しするのは失礼だと仰って、ご自分でお詰め直しになりました。</w:t>
       </w:r>
     </w:p>
     <w:p>
@@ -4552,7 +4552,7 @@
           <w:color w:val="555555"/>
           <w:sz w:val="22"/>
         </w:rPr>
-        <w:t>(茶筒を受け取り、蓋を、そっと開ける)</w:t>
+        <w:t>(茶筒を受け取り、蓋をそっと開ける)</w:t>
       </w:r>
       <w:r>
         <w:rPr>
@@ -4584,7 +4584,7 @@
           <w:i w:val="0"/>
           <w:sz w:val="22"/>
         </w:rPr>
-        <w:t>先生の、昔からの、馴染みの茶屋のものだそうです。焙煎が、深いと。</w:t>
+        <w:t>先生の昔からの馴染みの茶屋のものだそうです。焙煎が深いと。</w:t>
       </w:r>
     </w:p>
     <w:p>
@@ -4599,7 +4599,7 @@
           <w:color w:val="555555"/>
           <w:sz w:val="22"/>
         </w:rPr>
-        <w:t>(遼が、茶筒の香りを嗅ぐ。蓋を閉じる前に、じっと、中を見つめる。)</w:t>
+        <w:t>(遼が茶筒の香りを嗅ぐ。蓋を閉じる前にじっと中を見つめる。)</w:t>
       </w:r>
     </w:p>
     <w:p>
@@ -4645,7 +4645,7 @@
           <w:i w:val="0"/>
           <w:sz w:val="22"/>
         </w:rPr>
-        <w:t>二つ、ございます。(手帳を開く)「控訴理由書は、読んだ。国の部分は、よく書けている」。</w:t>
+        <w:t>二つございます。(手帳を開く)「控訴理由書は読んだ。国の部分はよく書けている」。</w:t>
       </w:r>
     </w:p>
     <w:p>
@@ -4668,7 +4668,7 @@
           <w:i w:val="0"/>
           <w:sz w:val="22"/>
         </w:rPr>
-        <w:t>……読んだ、んですか。</w:t>
+        <w:t>……読んだんですか。</w:t>
       </w:r>
     </w:p>
     <w:p>
@@ -4691,7 +4691,7 @@
           <w:i w:val="0"/>
           <w:sz w:val="22"/>
         </w:rPr>
-        <w:t>先生は、お立場上、どこからか、お手に入れられます。私は、存じません。</w:t>
+        <w:t>先生はお立場上、どこからかお手に入れられます。私は存じません。</w:t>
       </w:r>
     </w:p>
     <w:p>
@@ -4715,7 +4715,7 @@
           <w:color w:val="555555"/>
           <w:sz w:val="22"/>
         </w:rPr>
-        <w:t>(小さく、苦笑)</w:t>
+        <w:t>(小さく苦笑)</w:t>
       </w:r>
       <w:r>
         <w:rPr>
@@ -4724,7 +4724,7 @@
           <w:i w:val="0"/>
           <w:sz w:val="22"/>
         </w:rPr>
-        <w:t>……「どこから」、でしょうね。</w:t>
+        <w:t>……「どこから」でしょうね。</w:t>
       </w:r>
     </w:p>
     <w:p>
@@ -4747,7 +4747,7 @@
           <w:i w:val="0"/>
           <w:sz w:val="22"/>
         </w:rPr>
-        <w:t>もう一つ。「七月五日から、検査入院になる。手術が要るかどうかは、結果を見てからだ。ただ、お前は、騒ぐな。いつも通り、控訴審の準備を続けろ」。</w:t>
+        <w:t>もう一つ。「七月五日から検査入院になる。手術が要るかどうかは結果を見てからだ。ただ、お前は騒ぐな。いつも通り控訴審の準備を続けろ」。</w:t>
       </w:r>
     </w:p>
     <w:p>
@@ -4762,7 +4762,7 @@
           <w:color w:val="555555"/>
           <w:sz w:val="22"/>
         </w:rPr>
-        <w:t>(三浦が、息を止める。遼は、静かに、湯呑みを置く。)</w:t>
+        <w:t>(三浦が息を止める。遼は静かに湯呑みを置く。)</w:t>
       </w:r>
     </w:p>
     <w:p>
@@ -4785,7 +4785,7 @@
           <w:i w:val="0"/>
           <w:sz w:val="22"/>
         </w:rPr>
-        <w:t>検査入院の、理由は。</w:t>
+        <w:t>検査入院の理由は。</w:t>
       </w:r>
     </w:p>
     <w:p>
@@ -4808,7 +4808,7 @@
           <w:i w:val="0"/>
           <w:sz w:val="22"/>
         </w:rPr>
-        <w:t>黄疸が出ております。先月から、お顔の色が、変わってまいりました。お医者様は、膵臓か、胆管の、どちらかを、疑っていらっしゃいます。……手術前の検査、としか、お聞きしておりません。</w:t>
+        <w:t>黄疸が出ております。先月からお顔の色が変わってまいりました。お医者様は膵臓か胆管のどちらかを疑っていらっしゃいます。……手術前の検査としか、お聞きしておりません。</w:t>
       </w:r>
     </w:p>
     <w:p>
@@ -4831,7 +4831,7 @@
           <w:i w:val="0"/>
           <w:sz w:val="22"/>
         </w:rPr>
-        <w:t>父は、自分で、そう言ったんですか。</w:t>
+        <w:t>父は自分でそう言ったんですか。</w:t>
       </w:r>
     </w:p>
     <w:p>
@@ -4854,7 +4854,7 @@
           <w:i w:val="0"/>
           <w:sz w:val="22"/>
         </w:rPr>
-        <w:t>「騒ぐな」とだけ、仰いました。(間)先生が、二十年近く、そう仰るのを、聞いてまいりました。「騒ぐな」と仰るときほど、騒ぐべき時でございます。</w:t>
+        <w:t>「騒ぐな」とだけ仰いました。(間)先生が二十年近くそう仰るのを聞いてまいりました。「騒ぐな」と仰るときほど、騒ぐべき時でございます。</w:t>
       </w:r>
     </w:p>
     <w:p>
@@ -4892,7 +4892,7 @@
           <w:i w:val="0"/>
           <w:sz w:val="22"/>
         </w:rPr>
-        <w:t>二つ目の話に、移らせていただきます。(内ポケットから、白い封筒を一通、取り出し、机に置く。表に、「辞表」)</w:t>
+        <w:t>二つ目の話に移らせていただきます。(内ポケットから白い封筒を一通取り出し、机に置く。表に「辞表」)</w:t>
       </w:r>
     </w:p>
     <w:p>
@@ -4948,7 +4948,7 @@
           <w:i w:val="0"/>
           <w:sz w:val="22"/>
         </w:rPr>
-        <w:t>私の、でございます。先月、書きました。先生には、まだ、出しておりません。</w:t>
+        <w:t>私のでございます。先月書きました。先生にはまだ出しておりません。</w:t>
       </w:r>
     </w:p>
     <w:p>
@@ -4971,7 +4971,7 @@
           <w:i w:val="0"/>
           <w:sz w:val="22"/>
         </w:rPr>
-        <w:t>……なぜ、僕に。</w:t>
+        <w:t>……なぜ僕に。</w:t>
       </w:r>
     </w:p>
     <w:p>
@@ -4994,7 +4994,7 @@
           <w:i w:val="0"/>
           <w:sz w:val="22"/>
         </w:rPr>
-        <w:t>先生が、もし、お倒れになった場合、私は、先生の秘書でなくなります。そのとき、私が、どこに立つか。……それを決めるのは、先生の検査の結果が出てからです。ただ、決めるための、材料として。(遼を、まっすぐ見る)真壁先生のお言葉を、一つ、いただけませんか。</w:t>
+        <w:t>先生がもしお倒れになった場合、私は先生の秘書でなくなります。そのとき私がどこに立つか。……それを決めるのは先生の検査の結果が出てからです。ただ、決めるための材料として。(遼をまっすぐ見る)真壁先生のお言葉を一つ、いただけませんか。</w:t>
       </w:r>
     </w:p>
     <w:p>
@@ -5017,7 +5017,7 @@
           <w:i w:val="0"/>
           <w:sz w:val="22"/>
         </w:rPr>
-        <w:t>僕の、言葉。</w:t>
+        <w:t>僕の言葉。</w:t>
       </w:r>
     </w:p>
     <w:p>
@@ -5040,7 +5040,7 @@
           <w:i w:val="0"/>
           <w:sz w:val="22"/>
         </w:rPr>
-        <w:t>先生ご自身の、将来について、どうお考えか。お答えは、結構でございます。ただ、私は、知っておきたい。</w:t>
+        <w:t>先生ご自身の将来についてどうお考えか。お答えは結構でございます。ただ、私は知っておきたい。</w:t>
       </w:r>
     </w:p>
     <w:p>
@@ -5078,7 +5078,7 @@
           <w:i w:val="0"/>
           <w:sz w:val="22"/>
         </w:rPr>
-        <w:t>……榊さん。僕は、まだ、決めていません。決めるのが、怖いんです。</w:t>
+        <w:t>……榊さん。僕はまだ決めていません。決めるのが怖いんです。</w:t>
       </w:r>
     </w:p>
     <w:p>
@@ -5102,7 +5102,7 @@
           <w:color w:val="555555"/>
           <w:sz w:val="22"/>
         </w:rPr>
-        <w:t>(わずかに、頷く)</w:t>
+        <w:t>(わずかに頷く)</w:t>
       </w:r>
       <w:r>
         <w:rPr>
@@ -5111,7 +5111,7 @@
           <w:i w:val="0"/>
           <w:sz w:val="22"/>
         </w:rPr>
-        <w:t>承知いたしました。「怖い」と仰ってくださった。それで、十分です。</w:t>
+        <w:t>承知いたしました。「怖い」と仰ってくださった。それで十分です。</w:t>
       </w:r>
     </w:p>
     <w:p>
@@ -5126,7 +5126,7 @@
           <w:color w:val="555555"/>
           <w:sz w:val="22"/>
         </w:rPr>
-        <w:t>(榊が、封筒を、また、ポケットに仕舞う。立ち上がり、深く一礼する。)</w:t>
+        <w:t>(榊が封筒をまたポケットに仕舞う。立ち上がり、深く一礼する。)</w:t>
       </w:r>
     </w:p>
     <w:p>
@@ -5149,7 +5149,7 @@
           <w:i w:val="0"/>
           <w:sz w:val="22"/>
         </w:rPr>
-        <w:t>お時間を、ありがとうございました。……お茶、ごちそうさまでした。</w:t>
+        <w:t>お時間をありがとうございました。……お茶、ごちそうさまでした。</w:t>
       </w:r>
     </w:p>
     <w:p>
@@ -5164,7 +5164,7 @@
           <w:color w:val="555555"/>
           <w:sz w:val="22"/>
         </w:rPr>
-        <w:t>(榊が去ったあと、遼は、茶筒を両手で包む。三浦が、そっと、聞く。)</w:t>
+        <w:t>(榊が去ったあと、遼は茶筒を両手で包む。三浦がそっと聞く。)</w:t>
       </w:r>
     </w:p>
     <w:p>
@@ -5210,7 +5210,7 @@
           <w:i w:val="0"/>
           <w:sz w:val="22"/>
         </w:rPr>
-        <w:t>ええ。……「怖い」と、言いました。</w:t>
+        <w:t>ええ。……「怖い」と言いました。</w:t>
       </w:r>
     </w:p>
     <w:p>
@@ -5286,7 +5286,7 @@
           <w:color w:val="555555"/>
           <w:sz w:val="22"/>
         </w:rPr>
-        <w:t>(6月30日(水)、午後9時。桐生法律事務所。梅雨の最後の雨。事務所の電気は、応接室だけがついている。茜が帰ったあと、遼は、一人で、鉄瓶の前に座っている。机の上に、二つの茶筒。ひとつは、事務所の、古い茶缶。もうひとつは、榊が持ってきた、赤坂の、あの茶筒。)</w:t>
+        <w:t>(6月30日(水)、午後9時。桐生法律事務所。梅雨の最後の雨。事務所の電気は応接室だけがついている。茜が帰ったあと、遼は一人で鉄瓶の前に座っている。机の上に二つの茶筒。ひとつは事務所の古い茶缶。もうひとつは榊が持ってきた赤坂のあの茶筒。)</w:t>
       </w:r>
     </w:p>
     <w:p>
@@ -5301,7 +5301,7 @@
           <w:color w:val="555555"/>
           <w:sz w:val="22"/>
         </w:rPr>
-        <w:t>(遼が、焙烙を、こんろにかける。事務所の缶から、一握り。焙烙を、静かに揺する。やがて、細い煙が、一本、上がる。遼が、火を止める。)</w:t>
+        <w:t>(遼が焙烙をこんろにかける。事務所の缶から一握り。焙烙を静かに揺する。やがて細い煙が一本上がる。遼が火を止める。)</w:t>
       </w:r>
     </w:p>
     <w:p>
@@ -5316,7 +5316,7 @@
           <w:color w:val="555555"/>
           <w:sz w:val="22"/>
         </w:rPr>
-        <w:t>(もう一つ、湯呑みを用意する。榊が持ってきた茶筒から、一握り。同じ焙烙で、同じように、焙る。香りが、少し、深い。煙が一本、上がるか上がらないかのうちに、遼は、火を止める。)</w:t>
+        <w:t>(もう一つ湯呑みを用意する。榊が持ってきた茶筒から一握り。同じ焙烙で同じように焙る。香りが少し深い。煙が一本上がるか上がらないかのうちに、遼は火を止める。)</w:t>
       </w:r>
     </w:p>
     <w:p>
@@ -5331,7 +5331,7 @@
           <w:color w:val="555555"/>
           <w:sz w:val="22"/>
         </w:rPr>
-        <w:t>(二つの湯呑みを、並べる。事務所の茶と、父の茶。ひとつ、口に運ぶ。もうひとつ、口に運ぶ。)</w:t>
+        <w:t>(二つの湯呑みを並べる。事務所の茶と父の茶。ひとつ口に運ぶ。もうひとつ口に運ぶ。)</w:t>
       </w:r>
     </w:p>
     <w:p>
@@ -5369,7 +5369,7 @@
           <w:color w:val="555555"/>
           <w:sz w:val="22"/>
         </w:rPr>
-        <w:t>(遼は、少し、笑う。それから、桐生の机の上の、空の湯呑みに、事務所の茶を、静かに注ぐ。)</w:t>
+        <w:t>(遼は少し笑う。それから桐生の机の上の空の湯呑みに、事務所の茶を静かに注ぐ。)</w:t>
       </w:r>
     </w:p>
     <w:p>
@@ -5392,7 +5392,7 @@
           <w:i w:val="0"/>
           <w:sz w:val="22"/>
         </w:rPr>
-        <w:t>先生。……父が、病気かもしれません。検査の結果は、まだ、出ていません。僕は、まだ、決めていません。決めるのが、怖いんです。</w:t>
+        <w:t>先生。……父が病気かもしれません。検査の結果はまだ出ていません。僕はまだ決めていません。決めるのが怖いんです。</w:t>
       </w:r>
     </w:p>
     <w:p>
@@ -5445,7 +5445,7 @@
           <w:color w:val="555555"/>
           <w:sz w:val="22"/>
         </w:rPr>
-        <w:t>(階段の下で、誰かが、傘を畳む音。三浦が、忘れ物を取りに、戻ってくる。)</w:t>
+        <w:t>(階段の下で誰かが傘を畳む音。三浦が忘れ物を取りに戻ってくる。)</w:t>
       </w:r>
     </w:p>
     <w:p>
@@ -5468,7 +5468,7 @@
           <w:i w:val="0"/>
           <w:sz w:val="22"/>
         </w:rPr>
-        <w:t>……あら。まだ、いたんですか。</w:t>
+        <w:t>……あら。まだいたんですか。</w:t>
       </w:r>
     </w:p>
     <w:p>
@@ -5491,7 +5491,7 @@
           <w:i w:val="0"/>
           <w:sz w:val="22"/>
         </w:rPr>
-        <w:t>ええ。もう、帰ります。</w:t>
+        <w:t>ええ。もう帰ります。</w:t>
       </w:r>
     </w:p>
     <w:p>
@@ -5524,7 +5524,7 @@
           <w:i w:val="0"/>
           <w:sz w:val="22"/>
         </w:rPr>
-        <w:t>三つ。……先生の分と、真壁さんの分と、……お父さんの分ですか。</w:t>
+        <w:t>三つ。……先生の分と真壁さんの分と、……お父さんの分ですか。</w:t>
       </w:r>
     </w:p>
     <w:p>
@@ -5580,7 +5580,7 @@
           <w:i w:val="0"/>
           <w:sz w:val="22"/>
         </w:rPr>
-        <w:t>飲んでから、帰ってください。冷めると、苦くなります。</w:t>
+        <w:t>飲んでから帰ってください。冷めると苦くなります。</w:t>
       </w:r>
     </w:p>
     <w:p>
@@ -5618,7 +5618,7 @@
           <w:color w:val="555555"/>
           <w:sz w:val="22"/>
         </w:rPr>
-        <w:t>(三浦が、マフラーを巻いて、階段を降りる。遼は、もう一度、湯呑みを、口に運ぶ。ガラス戸の金文字が、外灯に、静かに光る。「桐生法律事務所」。窓の外、遠く、国道六号の方角に、波戸の浜の方に、小さな灯りが一つ、ちらちらと揺れている。)</w:t>
+        <w:t>(三浦がマフラーを巻いて階段を降りる。遼はもう一度湯呑みを口に運ぶ。ガラス戸の金文字が外灯に静かに光る。「桐生法律事務所」。窓の外、遠く国道六号の方角、波戸の浜の方に、小さな灯りが一つちらちらと揺れている。)</w:t>
       </w:r>
     </w:p>
     <w:p>
